--- a/隋东来楠溪智游永嘉农商杯人工智能体AI Agent × 永嘉特色产业/楠溪智游-参赛申报书-v2.docx
+++ b/隋东来楠溪智游永嘉农商杯人工智能体AI Agent × 永嘉特色产业/楠溪智游-参赛申报书-v2.docx
@@ -70,7 +70,7 @@
     </w:p>
     <w:p>
       <w:r>
-        <w:t>楠溪智游面向楠溪江家庭自由行游客，把“同行人、预算、偏好、步行强度和出行日期”等需求转成可检查的约束，调用天气、景点检索、路线估算、预算核算和行程校验工具，生成逐站时间轴与路线。途中遇到降雨、闭园等变化时，系统保留已完成的节点，只对剩余行程重新决策。评委可直接访问 在线体验版（https://nanxi-smart-travel.netlify.app），使用预填场景完成生成、查看工具轨迹、触发午后阵雨重排及导出分享。</w:t>
+        <w:t>楠溪智游面向楠溪江家庭自由行游客，把“同行人、预算、偏好、步行强度和出行日期”等需求转成可检查的约束，调用天气、景点检索、路线估算、预算核算和行程校验工具，生成逐站时间轴与路线。途中遇到降雨、闭园等变化时，系统保留已完成的节点，只对剩余行程重新决策。评委可直接访问 在线体验版（https://naxi-travel-ai.netlify.app），使用预填场景完成生成、查看工具轨迹、触发午后阵雨重排及导出分享。</w:t>
       </w:r>
     </w:p>
     <w:p>
@@ -1618,7 +1618,7 @@
     </w:p>
     <w:p>
       <w:r>
-        <w:t>在线体验：https://nanxi-smart-travel.netlify.app</w:t>
+        <w:t>在线体验：https://naxi-travel-ai.netlify.app</w:t>
       </w:r>
     </w:p>
     <w:p>
